--- a/docs/progress/03_fixture.docx
+++ b/docs/progress/03_fixture.docx
@@ -12,7 +12,7 @@
           <w:b/>
           <w:sz w:val="24"/>
         </w:rPr>
-        <w:t>Progress report 3 of 10</w:t>
+        <w:t>Thesis progress report</w:t>
       </w:r>
     </w:p>
     <w:p>
@@ -64,7 +64,7 @@
           <w:b w:val="0"/>
           <w:sz w:val="24"/>
         </w:rPr>
-        <w:t>Report 2 said an engine rewrites the graph.</w:t>
+        <w:t>The planner is not allowed to edit the graph. This report checks that the engine, which is allowed to edit it, really does.</w:t>
       </w:r>
     </w:p>
     <w:p>
@@ -77,7 +77,7 @@
           <w:b w:val="0"/>
           <w:sz w:val="24"/>
         </w:rPr>
-        <w:t>This note shows one rewrite, on a network small enough to inspect by hand.</w:t>
+        <w:t>The network used here is small enough to read by hand. Its input is one map of size 1×1×8×8. A convolution keeps a spatial map, a ReLU follows it, a pooling layer shrinks the map, Flatten turns the result into a vector of 64 values, and a Gemm produces the output. The Gemm width has to be 64, because that is the Flatten width. A width of 16 was an early mistake on this machine. It is kept as a test that must fail, so a broken contract cannot be reported as a successful compile.</w:t>
       </w:r>
     </w:p>
     <w:p>
@@ -90,7 +90,7 @@
           <w:b w:val="0"/>
           <w:sz w:val="24"/>
         </w:rPr>
-        <w:t>The fixture is one image of size 1×1×8×8. Flatten turns that map into 64 values. The Gemm that follows must use width 64. Width 16 is kept as a test that must fail.</w:t>
+        <w:t>The pass used is graph_fuse. It joins a convolution with an immediately following ReLU. On ONNX Runtime for the CPU, the ReLU node leaves the graph and a FusedConv node takes its place. The Flatten width is unchanged. The proof is the operator list before and after the pass, not a log line that merely says the pass ran.</w:t>
       </w:r>
     </w:p>
     <w:p>
@@ -103,32 +103,14 @@
           <w:b w:val="0"/>
           <w:sz w:val="24"/>
         </w:rPr>
-        <w:t>The pass graph_fuse joins Conv and Relu. On ONNX Runtime for the CPU, the Relu node disappears and a FusedConv node remains. That change is in the graph itself.</w:t>
-      </w:r>
-    </w:p>
-    <w:p>
-      <w:pPr>
-        <w:spacing w:after="160" w:before="40" w:line="276" w:lineRule="auto"/>
-      </w:pPr>
-      <w:r>
-        <w:rPr>
-          <w:rFonts w:ascii="Liberation Serif" w:hAnsi="Liberation Serif" w:eastAsia="Liberation Serif"/>
-          <w:b w:val="0"/>
-          <w:sz w:val="24"/>
-        </w:rPr>
-        <w:t>Both facts are locked by tests. A Gemm width of 16 must not be treated as a successful compile. graph_fuse on this fixture must leave one FusedConv and no Relu.</w:t>
-      </w:r>
-    </w:p>
-    <w:p>
-      <w:r>
-        <w:br w:type="page"/>
+        <w:t>Tests lock both facts. The broken width must not compile as a valid model. graph_fuse on the correct fixture must leave one FusedConv and no ReLU. That is the first evidence that the rewrite is a real graph change.</w:t>
       </w:r>
     </w:p>
     <w:p>
       <w:r>
         <w:drawing>
           <wp:inline xmlns:a="http://schemas.openxmlformats.org/drawingml/2006/main" xmlns:pic="http://schemas.openxmlformats.org/drawingml/2006/picture">
-            <wp:extent cx="5669280" cy="1943753"/>
+            <wp:extent cx="5303520" cy="6267796"/>
             <wp:docPr id="1" name="Picture 1"/>
             <wp:cNvGraphicFramePr>
               <a:graphicFrameLocks noChangeAspect="1"/>
@@ -149,7 +131,7 @@
                   <pic:spPr>
                     <a:xfrm>
                       <a:off x="0" y="0"/>
-                      <a:ext cx="5669280" cy="1943753"/>
+                      <a:ext cx="5303520" cy="6267796"/>
                     </a:xfrm>
                     <a:prstGeom prst="rect"/>
                   </pic:spPr>
@@ -170,7 +152,7 @@
           <w:b w:val="0"/>
           <w:sz w:val="20"/>
         </w:rPr>
-        <w:t>Figure 1. Conv and Relu become one FusedConv. The Flatten width stays 64.</w:t>
+        <w:t>Figure 1. Conv followed by ReLU becomes one FusedConv. Flatten stays at 64 values.</w:t>
       </w:r>
     </w:p>
     <w:p>
@@ -183,7 +165,7 @@
           <w:b w:val="0"/>
           <w:sz w:val="24"/>
         </w:rPr>
-        <w:t>The rewrite is visible on this fixture. The next note runs the same commands on the networks a companion computer uses.</w:t>
+        <w:t>The rewrite is visible on this small graph. The same commands still have to be shown on the networks a companion computer would actually run.</w:t>
       </w:r>
     </w:p>
     <w:sectPr>

--- a/docs/progress/03_fixture.docx
+++ b/docs/progress/03_fixture.docx
@@ -104,6 +104,19 @@
           <w:sz w:val="24"/>
         </w:rPr>
         <w:t>Tests lock both facts. The broken width must not compile as a valid model. graph_fuse on the correct fixture must leave one FusedConv and no ReLU. That is the first evidence that the rewrite is a real graph change.</w:t>
+      </w:r>
+    </w:p>
+    <w:p>
+      <w:pPr>
+        <w:spacing w:after="160" w:before="40" w:line="276" w:lineRule="auto"/>
+      </w:pPr>
+      <w:r>
+        <w:rPr>
+          <w:rFonts w:ascii="Liberation Serif" w:hAnsi="Liberation Serif" w:eastAsia="Liberation Serif"/>
+          <w:b w:val="0"/>
+          <w:sz w:val="24"/>
+        </w:rPr>
+        <w:t>The width of 16 came from a real mistake, not from a made-up test. The first reading was that Gemm K should match the channel count, or a 4 by 4 spatial guess. The Flatten after pooling is 4 by 4 by 4, so K is 64. The session compiled only after that was corrected. Keeping the broken file means the same wrong guess cannot pass quietly later. A log line that says fusion ran was also not enough. The operator list has to change, or the pass is only a name.</w:t>
       </w:r>
     </w:p>
     <w:p>
